--- a/Documentation_sanidhya_dgd.docx
+++ b/Documentation_sanidhya_dgd.docx
@@ -310,56 +310,7 @@
           <w:szCs w:val="36"/>
           <w:lang w:val="en-US"/>
         </w:rPr>
-        <w:t>Using these base shapes, we created an emoji of our choice and also used fill(</w:t>
-      </w:r>
-      <w:proofErr w:type="gramStart"/>
-      <w:r>
-        <w:rPr>
-          <w:color w:val="000000" w:themeColor="text1"/>
-          <w:sz w:val="36"/>
-          <w:szCs w:val="36"/>
-          <w:lang w:val="en-US"/>
-        </w:rPr>
-        <w:t>),stroke</w:t>
-      </w:r>
-      <w:proofErr w:type="gramEnd"/>
-      <w:r>
-        <w:rPr>
-          <w:color w:val="000000" w:themeColor="text1"/>
-          <w:sz w:val="36"/>
-          <w:szCs w:val="36"/>
-          <w:lang w:val="en-US"/>
-        </w:rPr>
-        <w:t xml:space="preserve">() and </w:t>
-      </w:r>
-      <w:proofErr w:type="gramStart"/>
-      <w:r>
-        <w:rPr>
-          <w:color w:val="000000" w:themeColor="text1"/>
-          <w:sz w:val="36"/>
-          <w:szCs w:val="36"/>
-          <w:lang w:val="en-US"/>
-        </w:rPr>
-        <w:t>noStroke(</w:t>
-      </w:r>
-      <w:proofErr w:type="gramEnd"/>
-      <w:r>
-        <w:rPr>
-          <w:color w:val="000000" w:themeColor="text1"/>
-          <w:sz w:val="36"/>
-          <w:szCs w:val="36"/>
-          <w:lang w:val="en-US"/>
-        </w:rPr>
-        <w:t>) functions for the first time</w:t>
-      </w:r>
-      <w:r>
-        <w:rPr>
-          <w:color w:val="000000" w:themeColor="text1"/>
-          <w:sz w:val="36"/>
-          <w:szCs w:val="36"/>
-          <w:lang w:val="en-US"/>
-        </w:rPr>
-        <w:t>.</w:t>
+        <w:t>Using these base shapes, we created an emoji of our choice and also used fill(),stroke() and noStroke() functions for the first time.</w:t>
       </w:r>
     </w:p>
     <w:p>
@@ -714,123 +665,43 @@
           <w:szCs w:val="36"/>
           <w:lang w:val="en-US"/>
         </w:rPr>
-        <w:t xml:space="preserve">We learned </w:t>
-      </w:r>
-      <w:proofErr w:type="gramStart"/>
-      <w:r>
-        <w:rPr>
-          <w:color w:val="000000" w:themeColor="text1"/>
-          <w:sz w:val="36"/>
-          <w:szCs w:val="36"/>
-          <w:lang w:val="en-US"/>
-        </w:rPr>
-        <w:t>about  draw</w:t>
-      </w:r>
-      <w:proofErr w:type="gramEnd"/>
-      <w:r>
-        <w:rPr>
-          <w:color w:val="000000" w:themeColor="text1"/>
-          <w:sz w:val="36"/>
-          <w:szCs w:val="36"/>
-          <w:lang w:val="en-US"/>
-        </w:rPr>
-        <w:t>(</w:t>
-      </w:r>
-      <w:proofErr w:type="gramStart"/>
-      <w:r>
-        <w:rPr>
-          <w:color w:val="000000" w:themeColor="text1"/>
-          <w:sz w:val="36"/>
-          <w:szCs w:val="36"/>
-          <w:lang w:val="en-US"/>
-        </w:rPr>
-        <w:t>) ,</w:t>
-      </w:r>
-      <w:r>
-        <w:rPr>
-          <w:color w:val="000000" w:themeColor="text1"/>
-          <w:sz w:val="36"/>
-          <w:szCs w:val="36"/>
-          <w:lang w:val="en-US"/>
-        </w:rPr>
-        <w:t>set</w:t>
-      </w:r>
-      <w:proofErr w:type="gramEnd"/>
-      <w:r>
-        <w:rPr>
-          <w:color w:val="000000" w:themeColor="text1"/>
-          <w:sz w:val="36"/>
-          <w:szCs w:val="36"/>
-          <w:lang w:val="en-US"/>
-        </w:rPr>
-        <w:t>() and</w:t>
-      </w:r>
-      <w:r>
-        <w:rPr>
-          <w:color w:val="000000" w:themeColor="text1"/>
-          <w:sz w:val="36"/>
-          <w:szCs w:val="36"/>
-          <w:lang w:val="en-US"/>
-        </w:rPr>
-        <w:t xml:space="preserve"> </w:t>
-      </w:r>
-      <w:proofErr w:type="gramStart"/>
-      <w:r>
-        <w:rPr>
-          <w:color w:val="000000" w:themeColor="text1"/>
-          <w:sz w:val="36"/>
-          <w:szCs w:val="36"/>
-          <w:lang w:val="en-US"/>
-        </w:rPr>
-        <w:t>background</w:t>
-      </w:r>
-      <w:r>
-        <w:rPr>
-          <w:color w:val="000000" w:themeColor="text1"/>
-          <w:sz w:val="36"/>
-          <w:szCs w:val="36"/>
-          <w:lang w:val="en-US"/>
-        </w:rPr>
-        <w:t>(</w:t>
-      </w:r>
-      <w:proofErr w:type="gramEnd"/>
-      <w:r>
-        <w:rPr>
-          <w:color w:val="000000" w:themeColor="text1"/>
-          <w:sz w:val="36"/>
-          <w:szCs w:val="36"/>
-          <w:lang w:val="en-US"/>
-        </w:rPr>
-        <w:t>)</w:t>
-      </w:r>
-      <w:r>
-        <w:rPr>
-          <w:color w:val="000000" w:themeColor="text1"/>
-          <w:sz w:val="36"/>
-          <w:szCs w:val="36"/>
-          <w:lang w:val="en-US"/>
-        </w:rPr>
-        <w:t xml:space="preserve"> and </w:t>
-      </w:r>
-      <w:proofErr w:type="gramStart"/>
-      <w:r>
-        <w:rPr>
-          <w:color w:val="000000" w:themeColor="text1"/>
-          <w:sz w:val="36"/>
-          <w:szCs w:val="36"/>
-          <w:lang w:val="en-US"/>
-        </w:rPr>
-        <w:t>there</w:t>
-      </w:r>
-      <w:proofErr w:type="gramEnd"/>
-      <w:r>
-        <w:rPr>
-          <w:color w:val="000000" w:themeColor="text1"/>
-          <w:sz w:val="36"/>
-          <w:szCs w:val="36"/>
-          <w:lang w:val="en-US"/>
-        </w:rPr>
-        <w:t xml:space="preserve"> interactions with the canvas.</w:t>
+        <w:t>We learned about  draw() ,</w:t>
+      </w:r>
+      <w:r>
+        <w:rPr>
+          <w:color w:val="000000" w:themeColor="text1"/>
+          <w:sz w:val="36"/>
+          <w:szCs w:val="36"/>
+          <w:lang w:val="en-US"/>
+        </w:rPr>
+        <w:t>set() and</w:t>
+      </w:r>
+      <w:r>
+        <w:rPr>
+          <w:color w:val="000000" w:themeColor="text1"/>
+          <w:sz w:val="36"/>
+          <w:szCs w:val="36"/>
+          <w:lang w:val="en-US"/>
+        </w:rPr>
+        <w:t xml:space="preserve"> background</w:t>
+      </w:r>
+      <w:r>
+        <w:rPr>
+          <w:color w:val="000000" w:themeColor="text1"/>
+          <w:sz w:val="36"/>
+          <w:szCs w:val="36"/>
+          <w:lang w:val="en-US"/>
+        </w:rPr>
+        <w:t>()</w:t>
+      </w:r>
+      <w:r>
+        <w:rPr>
+          <w:color w:val="000000" w:themeColor="text1"/>
+          <w:sz w:val="36"/>
+          <w:szCs w:val="36"/>
+          <w:lang w:val="en-US"/>
+        </w:rPr>
+        <w:t xml:space="preserve"> and there interactions with the canvas.</w:t>
       </w:r>
     </w:p>
     <w:p>
@@ -916,67 +787,7 @@
           <w:szCs w:val="36"/>
           <w:lang w:val="en-US"/>
         </w:rPr>
-        <w:t xml:space="preserve">We also created a MS paint like in which simulated a painting brush by </w:t>
-      </w:r>
-      <w:proofErr w:type="gramStart"/>
-      <w:r>
-        <w:rPr>
-          <w:color w:val="000000" w:themeColor="text1"/>
-          <w:sz w:val="36"/>
-          <w:szCs w:val="36"/>
-          <w:lang w:val="en-US"/>
-        </w:rPr>
-        <w:t>creating  a</w:t>
-      </w:r>
-      <w:proofErr w:type="gramEnd"/>
-      <w:r>
-        <w:rPr>
-          <w:color w:val="000000" w:themeColor="text1"/>
-          <w:sz w:val="36"/>
-          <w:szCs w:val="36"/>
-          <w:lang w:val="en-US"/>
-        </w:rPr>
-        <w:t xml:space="preserve"> circle and pushing the </w:t>
-      </w:r>
-      <w:proofErr w:type="gramStart"/>
-      <w:r>
-        <w:rPr>
-          <w:color w:val="000000" w:themeColor="text1"/>
-          <w:sz w:val="36"/>
-          <w:szCs w:val="36"/>
-          <w:lang w:val="en-US"/>
-        </w:rPr>
-        <w:t>background(</w:t>
-      </w:r>
-      <w:proofErr w:type="gramEnd"/>
-      <w:r>
-        <w:rPr>
-          <w:color w:val="000000" w:themeColor="text1"/>
-          <w:sz w:val="36"/>
-          <w:szCs w:val="36"/>
-          <w:lang w:val="en-US"/>
-        </w:rPr>
-        <w:t xml:space="preserve">) in the </w:t>
-      </w:r>
-      <w:proofErr w:type="gramStart"/>
-      <w:r>
-        <w:rPr>
-          <w:color w:val="000000" w:themeColor="text1"/>
-          <w:sz w:val="36"/>
-          <w:szCs w:val="36"/>
-          <w:lang w:val="en-US"/>
-        </w:rPr>
-        <w:t>setup(</w:t>
-      </w:r>
-      <w:proofErr w:type="gramEnd"/>
-      <w:r>
-        <w:rPr>
-          <w:color w:val="000000" w:themeColor="text1"/>
-          <w:sz w:val="36"/>
-          <w:szCs w:val="36"/>
-          <w:lang w:val="en-US"/>
-        </w:rPr>
-        <w:t>);</w:t>
+        <w:t>We also created a MS paint like in which simulated a painting brush by creating  a circle and pushing the background() in the setup();</w:t>
       </w:r>
     </w:p>
     <w:p>
@@ -1001,27 +812,7 @@
           <w:lang w:val="en-US"/>
         </w:rPr>
         <w:lastRenderedPageBreak/>
-        <w:t xml:space="preserve">We also played the </w:t>
-      </w:r>
-      <w:proofErr w:type="gramStart"/>
-      <w:r>
-        <w:rPr>
-          <w:color w:val="000000" w:themeColor="text1"/>
-          <w:sz w:val="36"/>
-          <w:szCs w:val="36"/>
-          <w:lang w:val="en-US"/>
-        </w:rPr>
-        <w:t>mouseX,mouseY</w:t>
-      </w:r>
-      <w:proofErr w:type="gramEnd"/>
-      <w:r>
-        <w:rPr>
-          <w:color w:val="000000" w:themeColor="text1"/>
-          <w:sz w:val="36"/>
-          <w:szCs w:val="36"/>
-          <w:lang w:val="en-US"/>
-        </w:rPr>
-        <w:t xml:space="preserve"> variables to move the circle with our mouse.</w:t>
+        <w:t>We also played the mouseX,mouseY variables to move the circle with our mouse.</w:t>
       </w:r>
     </w:p>
     <w:p>
@@ -1045,49 +836,7 @@
           <w:szCs w:val="36"/>
           <w:lang w:val="en-US"/>
         </w:rPr>
-        <w:t xml:space="preserve">We were </w:t>
-      </w:r>
-      <w:proofErr w:type="gramStart"/>
-      <w:r>
-        <w:rPr>
-          <w:color w:val="000000" w:themeColor="text1"/>
-          <w:sz w:val="36"/>
-          <w:szCs w:val="36"/>
-          <w:lang w:val="en-US"/>
-        </w:rPr>
-        <w:t>give</w:t>
-      </w:r>
-      <w:proofErr w:type="gramEnd"/>
-      <w:r>
-        <w:rPr>
-          <w:color w:val="000000" w:themeColor="text1"/>
-          <w:sz w:val="36"/>
-          <w:szCs w:val="36"/>
-          <w:lang w:val="en-US"/>
-        </w:rPr>
-        <w:t xml:space="preserve"> </w:t>
-      </w:r>
-      <w:proofErr w:type="spellStart"/>
-      <w:proofErr w:type="gramStart"/>
-      <w:r>
-        <w:rPr>
-          <w:color w:val="000000" w:themeColor="text1"/>
-          <w:sz w:val="36"/>
-          <w:szCs w:val="36"/>
-          <w:lang w:val="en-US"/>
-        </w:rPr>
-        <w:t>a</w:t>
-      </w:r>
-      <w:proofErr w:type="spellEnd"/>
-      <w:proofErr w:type="gramEnd"/>
-      <w:r>
-        <w:rPr>
-          <w:color w:val="000000" w:themeColor="text1"/>
-          <w:sz w:val="36"/>
-          <w:szCs w:val="36"/>
-          <w:lang w:val="en-US"/>
-        </w:rPr>
-        <w:t xml:space="preserve"> assignment to introduce animations in our shape compositions so as to transit the emotion form one to another.</w:t>
+        <w:t>We were give a assignment to introduce animations in our shape compositions so as to transit the emotion form one to another.</w:t>
       </w:r>
     </w:p>
     <w:p>
@@ -1260,47 +1009,7 @@
           <w:szCs w:val="36"/>
           <w:lang w:val="en-US"/>
         </w:rPr>
-        <w:t xml:space="preserve">If </w:t>
-      </w:r>
-      <w:proofErr w:type="gramStart"/>
-      <w:r>
-        <w:rPr>
-          <w:color w:val="000000" w:themeColor="text1"/>
-          <w:sz w:val="36"/>
-          <w:szCs w:val="36"/>
-          <w:lang w:val="en-US"/>
-        </w:rPr>
-        <w:t>else(){</w:t>
-      </w:r>
-      <w:proofErr w:type="gramEnd"/>
-      <w:r>
-        <w:rPr>
-          <w:color w:val="000000" w:themeColor="text1"/>
-          <w:sz w:val="36"/>
-          <w:szCs w:val="36"/>
-          <w:lang w:val="en-US"/>
-        </w:rPr>
-        <w:t xml:space="preserve">} statement </w:t>
-      </w:r>
-      <w:proofErr w:type="gramStart"/>
-      <w:r>
-        <w:rPr>
-          <w:color w:val="000000" w:themeColor="text1"/>
-          <w:sz w:val="36"/>
-          <w:szCs w:val="36"/>
-          <w:lang w:val="en-US"/>
-        </w:rPr>
-        <w:t>usage :</w:t>
-      </w:r>
-      <w:proofErr w:type="gramEnd"/>
-      <w:r>
-        <w:rPr>
-          <w:color w:val="000000" w:themeColor="text1"/>
-          <w:sz w:val="36"/>
-          <w:szCs w:val="36"/>
-          <w:lang w:val="en-US"/>
-        </w:rPr>
-        <w:t xml:space="preserve"> we explored the usage of if else if statements to simulate various scenarios and conditions.</w:t>
+        <w:t>If else(){} statement usage : we explored the usage of if else if statements to simulate various scenarios and conditions.</w:t>
       </w:r>
     </w:p>
     <w:p>
@@ -1348,17 +1057,7 @@
           <w:szCs w:val="36"/>
           <w:lang w:val="en-US"/>
         </w:rPr>
-        <w:t xml:space="preserve">Button created a button using </w:t>
-      </w:r>
-      <w:proofErr w:type="gramStart"/>
-      <w:r>
-        <w:rPr>
-          <w:color w:val="000000" w:themeColor="text1"/>
-          <w:sz w:val="36"/>
-          <w:szCs w:val="36"/>
-          <w:lang w:val="en-US"/>
-        </w:rPr>
-        <w:t>mouse</w:t>
+        <w:t>Button created a button using mouse</w:t>
       </w:r>
       <w:r>
         <w:rPr>
@@ -1376,17 +1075,7 @@
           <w:szCs w:val="36"/>
           <w:lang w:val="en-US"/>
         </w:rPr>
-        <w:t>sPressed(</w:t>
-      </w:r>
-      <w:proofErr w:type="gramEnd"/>
-      <w:r>
-        <w:rPr>
-          <w:color w:val="000000" w:themeColor="text1"/>
-          <w:sz w:val="36"/>
-          <w:szCs w:val="36"/>
-          <w:lang w:val="en-US"/>
-        </w:rPr>
-        <w:t>)</w:t>
+        <w:t>sPressed()</w:t>
       </w:r>
       <w:r>
         <w:rPr>
@@ -1536,85 +1225,14 @@
           <w:lang w:val="en-US"/>
         </w:rPr>
       </w:pPr>
-      <w:proofErr w:type="gramStart"/>
-      <w:r>
-        <w:rPr>
-          <w:color w:val="000000" w:themeColor="text1"/>
-          <w:sz w:val="36"/>
-          <w:szCs w:val="36"/>
-          <w:lang w:val="en-US"/>
-        </w:rPr>
-        <w:t>First</w:t>
-      </w:r>
-      <w:proofErr w:type="gramEnd"/>
-      <w:r>
-        <w:rPr>
-          <w:color w:val="000000" w:themeColor="text1"/>
-          <w:sz w:val="36"/>
-          <w:szCs w:val="36"/>
-          <w:lang w:val="en-US"/>
-        </w:rPr>
-        <w:t xml:space="preserve"> I planned to create a pattern with random shapes namely circle square and </w:t>
-      </w:r>
-      <w:proofErr w:type="gramStart"/>
-      <w:r>
-        <w:rPr>
-          <w:color w:val="000000" w:themeColor="text1"/>
-          <w:sz w:val="36"/>
-          <w:szCs w:val="36"/>
-          <w:lang w:val="en-US"/>
-        </w:rPr>
-        <w:t>rectangle ,</w:t>
-      </w:r>
-      <w:proofErr w:type="gramEnd"/>
-      <w:r>
-        <w:rPr>
-          <w:color w:val="000000" w:themeColor="text1"/>
-          <w:sz w:val="36"/>
-          <w:szCs w:val="36"/>
-          <w:lang w:val="en-US"/>
-        </w:rPr>
-        <w:t xml:space="preserve"> after accomplishing them </w:t>
-      </w:r>
-      <w:proofErr w:type="gramStart"/>
-      <w:r>
-        <w:rPr>
-          <w:color w:val="000000" w:themeColor="text1"/>
-          <w:sz w:val="36"/>
-          <w:szCs w:val="36"/>
-          <w:lang w:val="en-US"/>
-        </w:rPr>
-        <w:t>I  created</w:t>
-      </w:r>
-      <w:proofErr w:type="gramEnd"/>
-      <w:r>
-        <w:rPr>
-          <w:color w:val="000000" w:themeColor="text1"/>
-          <w:sz w:val="36"/>
-          <w:szCs w:val="36"/>
-          <w:lang w:val="en-US"/>
-        </w:rPr>
-        <w:t xml:space="preserve"> a </w:t>
-      </w:r>
-      <w:proofErr w:type="gramStart"/>
-      <w:r>
-        <w:rPr>
-          <w:color w:val="000000" w:themeColor="text1"/>
-          <w:sz w:val="36"/>
-          <w:szCs w:val="36"/>
-          <w:lang w:val="en-US"/>
-        </w:rPr>
-        <w:t>10 print</w:t>
-      </w:r>
-      <w:proofErr w:type="gramEnd"/>
-      <w:r>
-        <w:rPr>
-          <w:color w:val="000000" w:themeColor="text1"/>
-          <w:sz w:val="36"/>
-          <w:szCs w:val="36"/>
-          <w:lang w:val="en-US"/>
-        </w:rPr>
-        <w:t xml:space="preserve"> pattern that would show any given text in the center of the screen.</w:t>
+      <w:r>
+        <w:rPr>
+          <w:color w:val="000000" w:themeColor="text1"/>
+          <w:sz w:val="36"/>
+          <w:szCs w:val="36"/>
+          <w:lang w:val="en-US"/>
+        </w:rPr>
+        <w:t>First I planned to create a pattern with random shapes namely circle square and rectangle , after accomplishing them I  created a 10 print pattern that would show any given text in the center of the screen.</w:t>
       </w:r>
     </w:p>
     <w:p>
@@ -1638,27 +1256,7 @@
           <w:szCs w:val="36"/>
           <w:lang w:val="en-US"/>
         </w:rPr>
-        <w:t xml:space="preserve">To do this I used the create </w:t>
-      </w:r>
-      <w:proofErr w:type="gramStart"/>
-      <w:r>
-        <w:rPr>
-          <w:color w:val="000000" w:themeColor="text1"/>
-          <w:sz w:val="36"/>
-          <w:szCs w:val="36"/>
-          <w:lang w:val="en-US"/>
-        </w:rPr>
-        <w:t>graphics(</w:t>
-      </w:r>
-      <w:proofErr w:type="gramEnd"/>
-      <w:r>
-        <w:rPr>
-          <w:color w:val="000000" w:themeColor="text1"/>
-          <w:sz w:val="36"/>
-          <w:szCs w:val="36"/>
-          <w:lang w:val="en-US"/>
-        </w:rPr>
-        <w:t>) and wrote a text on the screen during step and then telegraphed the pixels on which those letters will be present.</w:t>
+        <w:t>To do this I used the create graphics() and wrote a text on the screen during step and then telegraphed the pixels on which those letters will be present.</w:t>
       </w:r>
     </w:p>
     <w:p>
@@ -1682,87 +1280,7 @@
           <w:szCs w:val="36"/>
           <w:lang w:val="en-US"/>
         </w:rPr>
-        <w:t xml:space="preserve">Then I made it so that when the </w:t>
-      </w:r>
-      <w:proofErr w:type="gramStart"/>
-      <w:r>
-        <w:rPr>
-          <w:color w:val="000000" w:themeColor="text1"/>
-          <w:sz w:val="36"/>
-          <w:szCs w:val="36"/>
-          <w:lang w:val="en-US"/>
-        </w:rPr>
-        <w:t>10 print</w:t>
-      </w:r>
-      <w:proofErr w:type="gramEnd"/>
-      <w:r>
-        <w:rPr>
-          <w:color w:val="000000" w:themeColor="text1"/>
-          <w:sz w:val="36"/>
-          <w:szCs w:val="36"/>
-          <w:lang w:val="en-US"/>
-        </w:rPr>
-        <w:t xml:space="preserve"> pattern will pass through those </w:t>
-      </w:r>
-      <w:proofErr w:type="gramStart"/>
-      <w:r>
-        <w:rPr>
-          <w:color w:val="000000" w:themeColor="text1"/>
-          <w:sz w:val="36"/>
-          <w:szCs w:val="36"/>
-          <w:lang w:val="en-US"/>
-        </w:rPr>
-        <w:t>pixels</w:t>
-      </w:r>
-      <w:proofErr w:type="gramEnd"/>
-      <w:r>
-        <w:rPr>
-          <w:color w:val="000000" w:themeColor="text1"/>
-          <w:sz w:val="36"/>
-          <w:szCs w:val="36"/>
-          <w:lang w:val="en-US"/>
-        </w:rPr>
-        <w:t xml:space="preserve"> they will have a different color then the rest of the </w:t>
-      </w:r>
-      <w:proofErr w:type="gramStart"/>
-      <w:r>
-        <w:rPr>
-          <w:color w:val="000000" w:themeColor="text1"/>
-          <w:sz w:val="36"/>
-          <w:szCs w:val="36"/>
-          <w:lang w:val="en-US"/>
-        </w:rPr>
-        <w:t>pattern ;</w:t>
-      </w:r>
-      <w:proofErr w:type="gramEnd"/>
-      <w:r>
-        <w:rPr>
-          <w:color w:val="000000" w:themeColor="text1"/>
-          <w:sz w:val="36"/>
-          <w:szCs w:val="36"/>
-          <w:lang w:val="en-US"/>
-        </w:rPr>
-        <w:t xml:space="preserve"> </w:t>
-      </w:r>
-      <w:proofErr w:type="gramStart"/>
-      <w:r>
-        <w:rPr>
-          <w:color w:val="000000" w:themeColor="text1"/>
-          <w:sz w:val="36"/>
-          <w:szCs w:val="36"/>
-          <w:lang w:val="en-US"/>
-        </w:rPr>
-        <w:t>thus</w:t>
-      </w:r>
-      <w:proofErr w:type="gramEnd"/>
-      <w:r>
-        <w:rPr>
-          <w:color w:val="000000" w:themeColor="text1"/>
-          <w:sz w:val="36"/>
-          <w:szCs w:val="36"/>
-          <w:lang w:val="en-US"/>
-        </w:rPr>
-        <w:t xml:space="preserve"> highlighting the given text and making it appear as the part of the pattern.</w:t>
+        <w:t>Then I made it so that when the 10 print pattern will pass through those pixels they will have a different color then the rest of the pattern ; thus highlighting the given text and making it appear as the part of the pattern.</w:t>
       </w:r>
     </w:p>
     <w:p>
@@ -1899,143 +1417,7 @@
           <w:szCs w:val="36"/>
           <w:lang w:val="en-US"/>
         </w:rPr>
-        <w:t xml:space="preserve">Also played around with transformation of shapes using </w:t>
-      </w:r>
-      <w:proofErr w:type="gramStart"/>
-      <w:r>
-        <w:rPr>
-          <w:color w:val="000000" w:themeColor="text1"/>
-          <w:sz w:val="36"/>
-          <w:szCs w:val="36"/>
-          <w:lang w:val="en-US"/>
-        </w:rPr>
-        <w:t>push(</w:t>
-      </w:r>
-      <w:proofErr w:type="gramEnd"/>
-      <w:r>
-        <w:rPr>
-          <w:color w:val="000000" w:themeColor="text1"/>
-          <w:sz w:val="36"/>
-          <w:szCs w:val="36"/>
-          <w:lang w:val="en-US"/>
-        </w:rPr>
-        <w:t>),</w:t>
-      </w:r>
-      <w:r>
-        <w:rPr>
-          <w:color w:val="000000" w:themeColor="text1"/>
-          <w:sz w:val="36"/>
-          <w:szCs w:val="36"/>
-          <w:lang w:val="en-US"/>
-        </w:rPr>
-        <w:t xml:space="preserve"> </w:t>
-      </w:r>
-      <w:proofErr w:type="gramStart"/>
-      <w:r>
-        <w:rPr>
-          <w:color w:val="000000" w:themeColor="text1"/>
-          <w:sz w:val="36"/>
-          <w:szCs w:val="36"/>
-          <w:lang w:val="en-US"/>
-        </w:rPr>
-        <w:t>pop(</w:t>
-      </w:r>
-      <w:proofErr w:type="gramEnd"/>
-      <w:r>
-        <w:rPr>
-          <w:color w:val="000000" w:themeColor="text1"/>
-          <w:sz w:val="36"/>
-          <w:szCs w:val="36"/>
-          <w:lang w:val="en-US"/>
-        </w:rPr>
-        <w:t>),</w:t>
-      </w:r>
-      <w:r>
-        <w:rPr>
-          <w:color w:val="000000" w:themeColor="text1"/>
-          <w:sz w:val="36"/>
-          <w:szCs w:val="36"/>
-          <w:lang w:val="en-US"/>
-        </w:rPr>
-        <w:t xml:space="preserve"> </w:t>
-      </w:r>
-      <w:proofErr w:type="gramStart"/>
-      <w:r>
-        <w:rPr>
-          <w:color w:val="000000" w:themeColor="text1"/>
-          <w:sz w:val="36"/>
-          <w:szCs w:val="36"/>
-          <w:lang w:val="en-US"/>
-        </w:rPr>
-        <w:t>translate(</w:t>
-      </w:r>
-      <w:proofErr w:type="gramEnd"/>
-      <w:r>
-        <w:rPr>
-          <w:color w:val="000000" w:themeColor="text1"/>
-          <w:sz w:val="36"/>
-          <w:szCs w:val="36"/>
-          <w:lang w:val="en-US"/>
-        </w:rPr>
-        <w:t>),</w:t>
-      </w:r>
-      <w:r>
-        <w:rPr>
-          <w:color w:val="000000" w:themeColor="text1"/>
-          <w:sz w:val="36"/>
-          <w:szCs w:val="36"/>
-          <w:lang w:val="en-US"/>
-        </w:rPr>
-        <w:t xml:space="preserve"> </w:t>
-      </w:r>
-      <w:proofErr w:type="gramStart"/>
-      <w:r>
-        <w:rPr>
-          <w:color w:val="000000" w:themeColor="text1"/>
-          <w:sz w:val="36"/>
-          <w:szCs w:val="36"/>
-          <w:lang w:val="en-US"/>
-        </w:rPr>
-        <w:t>rotate(</w:t>
-      </w:r>
-      <w:proofErr w:type="gramEnd"/>
-      <w:r>
-        <w:rPr>
-          <w:color w:val="000000" w:themeColor="text1"/>
-          <w:sz w:val="36"/>
-          <w:szCs w:val="36"/>
-          <w:lang w:val="en-US"/>
-        </w:rPr>
-        <w:t xml:space="preserve">), </w:t>
-      </w:r>
-      <w:proofErr w:type="gramStart"/>
-      <w:r>
-        <w:rPr>
-          <w:color w:val="000000" w:themeColor="text1"/>
-          <w:sz w:val="36"/>
-          <w:szCs w:val="36"/>
-          <w:lang w:val="en-US"/>
-        </w:rPr>
-        <w:t>scale</w:t>
-      </w:r>
-      <w:r>
-        <w:rPr>
-          <w:color w:val="000000" w:themeColor="text1"/>
-          <w:sz w:val="36"/>
-          <w:szCs w:val="36"/>
-          <w:lang w:val="en-US"/>
-        </w:rPr>
-        <w:t>(</w:t>
-      </w:r>
-      <w:proofErr w:type="gramEnd"/>
-      <w:r>
-        <w:rPr>
-          <w:color w:val="000000" w:themeColor="text1"/>
-          <w:sz w:val="36"/>
-          <w:szCs w:val="36"/>
-          <w:lang w:val="en-US"/>
-        </w:rPr>
-        <w:t>).</w:t>
+        <w:t>Also played around with transformation of shapes using push(), pop(), translate(), rotate(), scale().</w:t>
       </w:r>
     </w:p>
     <w:p>
@@ -2242,47 +1624,7 @@
           <w:szCs w:val="36"/>
           <w:lang w:val="en-US"/>
         </w:rPr>
-        <w:t xml:space="preserve">Use of 1d sprites using arrays to animate them by splicing the image into smaller individual images and storing them in an </w:t>
-      </w:r>
-      <w:proofErr w:type="gramStart"/>
-      <w:r>
-        <w:rPr>
-          <w:color w:val="000000" w:themeColor="text1"/>
-          <w:sz w:val="36"/>
-          <w:szCs w:val="36"/>
-          <w:lang w:val="en-US"/>
-        </w:rPr>
-        <w:t>array ,</w:t>
-      </w:r>
-      <w:proofErr w:type="gramEnd"/>
-      <w:r>
-        <w:rPr>
-          <w:color w:val="000000" w:themeColor="text1"/>
-          <w:sz w:val="36"/>
-          <w:szCs w:val="36"/>
-          <w:lang w:val="en-US"/>
-        </w:rPr>
-        <w:t xml:space="preserve"> which was later called in a loop to display the images thus making </w:t>
-      </w:r>
-      <w:proofErr w:type="gramStart"/>
-      <w:r>
-        <w:rPr>
-          <w:color w:val="000000" w:themeColor="text1"/>
-          <w:sz w:val="36"/>
-          <w:szCs w:val="36"/>
-          <w:lang w:val="en-US"/>
-        </w:rPr>
-        <w:t>a</w:t>
-      </w:r>
-      <w:proofErr w:type="gramEnd"/>
-      <w:r>
-        <w:rPr>
-          <w:color w:val="000000" w:themeColor="text1"/>
-          <w:sz w:val="36"/>
-          <w:szCs w:val="36"/>
-          <w:lang w:val="en-US"/>
-        </w:rPr>
-        <w:t xml:space="preserve"> animation. </w:t>
+        <w:t xml:space="preserve">Use of 1d sprites using arrays to animate them by splicing the image into smaller individual images and storing them in an array , which was later called in a loop to display the images thus making a animation. </w:t>
       </w:r>
     </w:p>
     <w:p>
@@ -2358,16 +1700,7 @@
           <w:szCs w:val="36"/>
           <w:lang w:val="en-US"/>
         </w:rPr>
-        <w:t>Use</w:t>
-      </w:r>
-      <w:r>
-        <w:rPr>
-          <w:color w:val="000000" w:themeColor="text1"/>
-          <w:sz w:val="36"/>
-          <w:szCs w:val="36"/>
-          <w:lang w:val="en-US"/>
-        </w:rPr>
-        <w:t>d different types of sprites to produce the same effect and then made the animation work whenever I click my mouse with respect to its location.</w:t>
+        <w:t>Used different types of sprites to produce the same effect and then made the animation work whenever I click my mouse with respect to its location.</w:t>
       </w:r>
     </w:p>
     <w:p>
@@ -2453,27 +1786,7 @@
           <w:szCs w:val="36"/>
           <w:lang w:val="en-US"/>
         </w:rPr>
-        <w:t xml:space="preserve">Also made a seamless image using the </w:t>
-      </w:r>
-      <w:proofErr w:type="gramStart"/>
-      <w:r>
-        <w:rPr>
-          <w:color w:val="000000" w:themeColor="text1"/>
-          <w:sz w:val="36"/>
-          <w:szCs w:val="36"/>
-          <w:lang w:val="en-US"/>
-        </w:rPr>
-        <w:t>10 print</w:t>
-      </w:r>
-      <w:proofErr w:type="gramEnd"/>
-      <w:r>
-        <w:rPr>
-          <w:color w:val="000000" w:themeColor="text1"/>
-          <w:sz w:val="36"/>
-          <w:szCs w:val="36"/>
-          <w:lang w:val="en-US"/>
-        </w:rPr>
-        <w:t xml:space="preserve"> code but using 4 different images.</w:t>
+        <w:t>Also made a seamless image using the 10 print code but using 4 different images.</w:t>
       </w:r>
     </w:p>
     <w:p>
@@ -2528,6 +1841,43 @@
     </w:p>
     <w:p>
       <w:pPr>
+        <w:pStyle w:val="ListParagraph"/>
+        <w:numPr>
+          <w:ilvl w:val="0"/>
+          <w:numId w:val="12"/>
+        </w:numPr>
+        <w:rPr>
+          <w:color w:val="000000" w:themeColor="text1"/>
+          <w:sz w:val="36"/>
+          <w:szCs w:val="36"/>
+          <w:lang w:val="en-US"/>
+        </w:rPr>
+      </w:pPr>
+      <w:r>
+        <w:rPr>
+          <w:color w:val="000000" w:themeColor="text1"/>
+          <w:sz w:val="36"/>
+          <w:szCs w:val="36"/>
+          <w:lang w:val="en-US"/>
+        </w:rPr>
+        <w:t>We learnt the concept of a “class” in coding and how it’s a better way to have a modular code which is helpful for fast iterations.</w:t>
+      </w:r>
+    </w:p>
+    <w:p>
+      <w:pPr>
+        <w:rPr>
+          <w:b/>
+          <w:bCs/>
+          <w:color w:val="0070C0"/>
+          <w:sz w:val="36"/>
+          <w:szCs w:val="36"/>
+          <w:u w:val="single"/>
+          <w:lang w:val="en-US"/>
+        </w:rPr>
+      </w:pPr>
+    </w:p>
+    <w:p>
+      <w:pPr>
         <w:rPr>
           <w:b/>
           <w:bCs/>
@@ -2553,28 +1903,129 @@
     </w:p>
     <w:p>
       <w:pPr>
-        <w:rPr>
-          <w:b/>
-          <w:bCs/>
-          <w:color w:val="0070C0"/>
-          <w:sz w:val="36"/>
-          <w:szCs w:val="36"/>
-          <w:u w:val="single"/>
-          <w:lang w:val="en-US"/>
-        </w:rPr>
-      </w:pPr>
-      <w:r>
-        <w:rPr>
-          <w:b/>
-          <w:bCs/>
-          <w:color w:val="0070C0"/>
-          <w:sz w:val="36"/>
-          <w:szCs w:val="36"/>
-          <w:u w:val="single"/>
-          <w:lang w:val="en-US"/>
-        </w:rPr>
+        <w:pStyle w:val="ListParagraph"/>
+        <w:numPr>
+          <w:ilvl w:val="0"/>
+          <w:numId w:val="12"/>
+        </w:numPr>
+        <w:rPr>
+          <w:color w:val="000000" w:themeColor="text1"/>
+          <w:sz w:val="36"/>
+          <w:szCs w:val="36"/>
+          <w:lang w:val="en-US"/>
+        </w:rPr>
+      </w:pPr>
+      <w:r>
+        <w:rPr>
+          <w:color w:val="000000" w:themeColor="text1"/>
+          <w:sz w:val="36"/>
+          <w:szCs w:val="36"/>
+          <w:lang w:val="en-US"/>
+        </w:rPr>
+        <w:t>Created a car using a class, then added various parameters to adjust the car, also created several functions to animate it.</w:t>
+      </w:r>
+    </w:p>
+    <w:p>
+      <w:pPr>
+        <w:rPr>
+          <w:b/>
+          <w:bCs/>
+          <w:color w:val="0070C0"/>
+          <w:sz w:val="36"/>
+          <w:szCs w:val="36"/>
+          <w:u w:val="single"/>
+          <w:lang w:val="en-US"/>
+        </w:rPr>
+      </w:pPr>
+    </w:p>
+    <w:p>
+      <w:pPr>
+        <w:rPr>
+          <w:b/>
+          <w:bCs/>
+          <w:color w:val="0070C0"/>
+          <w:sz w:val="36"/>
+          <w:szCs w:val="36"/>
+          <w:u w:val="single"/>
+          <w:lang w:val="en-US"/>
+        </w:rPr>
+      </w:pPr>
+    </w:p>
+    <w:p>
+      <w:pPr>
+        <w:rPr>
+          <w:b/>
+          <w:bCs/>
+          <w:color w:val="0070C0"/>
+          <w:sz w:val="36"/>
+          <w:szCs w:val="36"/>
+          <w:u w:val="single"/>
+          <w:lang w:val="en-US"/>
+        </w:rPr>
+      </w:pPr>
+    </w:p>
+    <w:p>
+      <w:pPr>
+        <w:rPr>
+          <w:b/>
+          <w:bCs/>
+          <w:color w:val="0070C0"/>
+          <w:sz w:val="36"/>
+          <w:szCs w:val="36"/>
+          <w:u w:val="single"/>
+          <w:lang w:val="en-US"/>
+        </w:rPr>
+      </w:pPr>
+      <w:r>
+        <w:rPr>
+          <w:b/>
+          <w:bCs/>
+          <w:color w:val="0070C0"/>
+          <w:sz w:val="36"/>
+          <w:szCs w:val="36"/>
+          <w:u w:val="single"/>
+          <w:lang w:val="en-US"/>
+        </w:rPr>
+        <w:lastRenderedPageBreak/>
         <w:t>What I aim to do:</w:t>
       </w:r>
+    </w:p>
+    <w:p>
+      <w:pPr>
+        <w:pStyle w:val="ListParagraph"/>
+        <w:numPr>
+          <w:ilvl w:val="0"/>
+          <w:numId w:val="12"/>
+        </w:numPr>
+        <w:rPr>
+          <w:color w:val="000000" w:themeColor="text1"/>
+          <w:sz w:val="36"/>
+          <w:szCs w:val="36"/>
+          <w:lang w:val="en-US"/>
+        </w:rPr>
+      </w:pPr>
+      <w:r>
+        <w:rPr>
+          <w:color w:val="000000" w:themeColor="text1"/>
+          <w:sz w:val="36"/>
+          <w:szCs w:val="36"/>
+          <w:lang w:val="en-US"/>
+        </w:rPr>
+        <w:t>Using classes I have to make a flower and then animate it.</w:t>
+      </w:r>
+    </w:p>
+    <w:p>
+      <w:pPr>
+        <w:rPr>
+          <w:b/>
+          <w:bCs/>
+          <w:color w:val="0070C0"/>
+          <w:sz w:val="36"/>
+          <w:szCs w:val="36"/>
+          <w:u w:val="single"/>
+          <w:lang w:val="en-US"/>
+        </w:rPr>
+      </w:pPr>
     </w:p>
     <w:p>
       <w:pPr>
@@ -2640,6 +2091,30 @@
     </w:p>
     <w:p>
       <w:pPr>
+        <w:pStyle w:val="ListParagraph"/>
+        <w:numPr>
+          <w:ilvl w:val="0"/>
+          <w:numId w:val="12"/>
+        </w:numPr>
+        <w:rPr>
+          <w:color w:val="000000" w:themeColor="text1"/>
+          <w:sz w:val="36"/>
+          <w:szCs w:val="36"/>
+          <w:lang w:val="en-US"/>
+        </w:rPr>
+      </w:pPr>
+      <w:r>
+        <w:rPr>
+          <w:color w:val="000000" w:themeColor="text1"/>
+          <w:sz w:val="36"/>
+          <w:szCs w:val="36"/>
+          <w:lang w:val="en-US"/>
+        </w:rPr>
+        <w:t>The concept of Pearlin noise, map function of p5.js and objects were introduced.</w:t>
+      </w:r>
+    </w:p>
+    <w:p>
+      <w:pPr>
         <w:rPr>
           <w:b/>
           <w:bCs/>
@@ -2665,6 +2140,30 @@
     </w:p>
     <w:p>
       <w:pPr>
+        <w:pStyle w:val="ListParagraph"/>
+        <w:numPr>
+          <w:ilvl w:val="0"/>
+          <w:numId w:val="12"/>
+        </w:numPr>
+        <w:rPr>
+          <w:color w:val="000000" w:themeColor="text1"/>
+          <w:sz w:val="36"/>
+          <w:szCs w:val="36"/>
+          <w:lang w:val="en-US"/>
+        </w:rPr>
+      </w:pPr>
+      <w:r>
+        <w:rPr>
+          <w:color w:val="000000" w:themeColor="text1"/>
+          <w:sz w:val="36"/>
+          <w:szCs w:val="36"/>
+          <w:lang w:val="en-US"/>
+        </w:rPr>
+        <w:t>Used objects to spawn multiple instances of the same object in a scene, enhanced the modularity of the code my reducing the need of creating multiple objects.</w:t>
+      </w:r>
+    </w:p>
+    <w:p>
+      <w:pPr>
         <w:rPr>
           <w:b/>
           <w:bCs/>
@@ -2686,6 +2185,30 @@
           <w:lang w:val="en-US"/>
         </w:rPr>
         <w:t>What I aim to do:</w:t>
+      </w:r>
+    </w:p>
+    <w:p>
+      <w:pPr>
+        <w:pStyle w:val="ListParagraph"/>
+        <w:numPr>
+          <w:ilvl w:val="0"/>
+          <w:numId w:val="12"/>
+        </w:numPr>
+        <w:rPr>
+          <w:color w:val="000000" w:themeColor="text1"/>
+          <w:sz w:val="36"/>
+          <w:szCs w:val="36"/>
+          <w:lang w:val="en-US"/>
+        </w:rPr>
+      </w:pPr>
+      <w:r>
+        <w:rPr>
+          <w:color w:val="000000" w:themeColor="text1"/>
+          <w:sz w:val="36"/>
+          <w:szCs w:val="36"/>
+          <w:lang w:val="en-US"/>
+        </w:rPr>
+        <w:t>Using classes and object I aim to make a flower animation in which different size flowers will spawn from one end of the canvas and then go to the other end while growing or shrinking in size.</w:t>
       </w:r>
     </w:p>
     <w:p/>
